--- a/docx_resources/Вечірня-Утреня/В,У - Мінея/09-Вересень/09-__-Йоакима_Анни.docx
+++ b/docx_resources/Вечірня-Утреня/В,У - Мінея/09-Вересень/09-__-Йоакима_Анни.docx
@@ -59,7 +59,7 @@
       </w:r>
       <w:r>
         <w:rPr>
-          <w:rFonts w:ascii="Segoe UI Symbol" w:eastAsia="Quattrocento Sans" w:hAnsi="Segoe UI Symbol" w:cs="Segoe UI Symbol"/>
+          <w:rFonts w:ascii="Times New Roman" w:eastAsia="Quattrocento Sans" w:hAnsi="Times New Roman" w:cs="Segoe UI Symbol"/>
           <w:color w:val="000000"/>
           <w:sz w:val="24"/>
           <w:szCs w:val="24"/>
@@ -101,6 +101,7 @@
         <w:rPr>
           <w:rFonts w:ascii="Times New Roman" w:hAnsi="Times New Roman" w:cs="Times New Roman"/>
           <w:b/>
+          <w:sz w:val="24"/>
         </w:rPr>
         <w:t>ВЕЧІРНЯ</w:t>
       </w:r>
@@ -1771,6 +1772,7 @@
           <w:b/>
           <w:i/>
           <w:color w:val="FF0000"/>
+          <w:sz w:val="24"/>
         </w:rPr>
         <w:t>Вечірні молитви</w:t>
       </w:r>
@@ -6535,6 +6537,7 @@
           <w:b/>
           <w:i/>
           <w:color w:val="FF0000"/>
+          <w:sz w:val="24"/>
         </w:rPr>
         <w:t>Стихири</w:t>
       </w:r>
@@ -8308,6 +8311,7 @@
           <w:b/>
           <w:i/>
           <w:color w:val="FF0000"/>
+          <w:sz w:val="24"/>
         </w:rPr>
         <w:t xml:space="preserve">Прокімен. </w:t>
       </w:r>
@@ -8316,6 +8320,7 @@
           <w:rFonts w:ascii="Times New Roman" w:eastAsia="Times New Roman" w:hAnsi="Times New Roman" w:cs="Times New Roman"/>
           <w:i/>
           <w:color w:val="FF0000"/>
+          <w:sz w:val="24"/>
         </w:rPr>
         <w:t>Псалом 58 (г. 7):</w:t>
       </w:r>
@@ -8410,6 +8415,7 @@
           <w:b/>
           <w:i/>
           <w:color w:val="FF0000"/>
+          <w:sz w:val="24"/>
         </w:rPr>
         <w:t>Сподоби, Господи</w:t>
       </w:r>
@@ -9217,6 +9223,7 @@
           <w:b/>
           <w:i/>
           <w:color w:val="FF0000"/>
+          <w:sz w:val="24"/>
         </w:rPr>
         <w:t>Прохальна єктенія</w:t>
       </w:r>
@@ -10495,6 +10502,7 @@
           <w:b/>
           <w:i/>
           <w:color w:val="FF0000"/>
+          <w:sz w:val="24"/>
         </w:rPr>
         <w:t>Пісня Симеона</w:t>
       </w:r>
@@ -11047,6 +11055,7 @@
           <w:b/>
           <w:i/>
           <w:color w:val="FF0000"/>
+          <w:sz w:val="24"/>
         </w:rPr>
         <w:t>Тропарі</w:t>
       </w:r>
@@ -11170,6 +11179,7 @@
           <w:b/>
           <w:i/>
           <w:color w:val="FF0000"/>
+          <w:sz w:val="24"/>
         </w:rPr>
         <w:t>Єктенія усильного благання</w:t>
       </w:r>
@@ -12091,6 +12101,7 @@
           <w:b/>
           <w:i/>
           <w:color w:val="FF0000"/>
+          <w:sz w:val="24"/>
         </w:rPr>
         <w:lastRenderedPageBreak/>
         <w:t>Після Вечірні</w:t>
@@ -12168,6 +12179,7 @@
       <w:r>
         <w:rPr>
           <w:rFonts w:ascii="Times New Roman" w:hAnsi="Times New Roman"/>
+          <w:sz w:val="24"/>
         </w:rPr>
         <w:br w:type="page"/>
       </w:r>
@@ -12186,6 +12198,7 @@
         <w:rPr>
           <w:rFonts w:ascii="Times New Roman" w:hAnsi="Times New Roman" w:cs="Times New Roman"/>
           <w:b/>
+          <w:sz w:val="24"/>
         </w:rPr>
         <w:lastRenderedPageBreak/>
         <w:t>УТРЕНЯ</w:t>
@@ -14759,6 +14772,7 @@
           <w:b/>
           <w:i/>
           <w:color w:val="FF0000"/>
+          <w:sz w:val="24"/>
         </w:rPr>
         <w:t>Утренні молитви</w:t>
       </w:r>
@@ -16471,6 +16485,7 @@
           <w:b/>
           <w:i/>
           <w:color w:val="FF0000"/>
+          <w:sz w:val="24"/>
         </w:rPr>
         <w:t>Бог Господь...</w:t>
       </w:r>
@@ -16479,6 +16494,7 @@
           <w:rFonts w:ascii="Times New Roman" w:eastAsia="Times New Roman" w:hAnsi="Times New Roman" w:cs="Times New Roman"/>
           <w:i/>
           <w:color w:val="FF0000"/>
+          <w:sz w:val="24"/>
         </w:rPr>
         <w:t xml:space="preserve"> (Пс. 117), глас 4</w:t>
       </w:r>
@@ -16712,6 +16728,7 @@
           <w:b/>
           <w:i/>
           <w:color w:val="FF0000"/>
+          <w:sz w:val="24"/>
         </w:rPr>
         <w:t>Тропарі</w:t>
       </w:r>
@@ -16922,6 +16939,7 @@
           <w:b/>
           <w:i/>
           <w:color w:val="FF0000"/>
+          <w:sz w:val="24"/>
         </w:rPr>
         <w:t>Мала єктенія</w:t>
       </w:r>
@@ -17260,6 +17278,7 @@
           <w:b/>
           <w:i/>
           <w:color w:val="FF0000"/>
+          <w:sz w:val="24"/>
         </w:rPr>
         <w:t>Перший сідальний</w:t>
       </w:r>
@@ -17392,6 +17411,7 @@
           <w:b/>
           <w:i/>
           <w:color w:val="FF0000"/>
+          <w:sz w:val="24"/>
         </w:rPr>
         <w:t>Мала єктенія</w:t>
       </w:r>
@@ -17740,6 +17760,7 @@
           <w:b/>
           <w:i/>
           <w:color w:val="FF0000"/>
+          <w:sz w:val="24"/>
         </w:rPr>
         <w:t>Другий сідальний</w:t>
       </w:r>
@@ -17860,6 +17881,7 @@
           <w:b/>
           <w:i/>
           <w:color w:val="FF0000"/>
+          <w:sz w:val="24"/>
         </w:rPr>
         <w:t>Псалом 50</w:t>
       </w:r>
@@ -18865,6 +18887,7 @@
           <w:rFonts w:ascii="Times New Roman" w:eastAsia="Times New Roman" w:hAnsi="Times New Roman" w:cs="Times New Roman"/>
           <w:i/>
           <w:color w:val="FF0000"/>
+          <w:sz w:val="24"/>
         </w:rPr>
         <w:t>Мала єктенія</w:t>
       </w:r>
@@ -20036,6 +20059,7 @@
           <w:rFonts w:ascii="Times New Roman" w:eastAsia="Times New Roman" w:hAnsi="Times New Roman" w:cs="Times New Roman"/>
           <w:i/>
           <w:color w:val="FF0000"/>
+          <w:sz w:val="24"/>
         </w:rPr>
         <w:t>Мала єктенія</w:t>
       </w:r>
@@ -21092,6 +21116,7 @@
           <w:b/>
           <w:i/>
           <w:color w:val="FF0000"/>
+          <w:sz w:val="24"/>
         </w:rPr>
         <w:t>Пісня Богородиці</w:t>
       </w:r>
@@ -21550,6 +21575,7 @@
           <w:b/>
           <w:i/>
           <w:color w:val="FF0000"/>
+          <w:sz w:val="24"/>
         </w:rPr>
         <w:t>Мала єктенія</w:t>
       </w:r>
@@ -21888,6 +21914,7 @@
           <w:b/>
           <w:i/>
           <w:color w:val="FF0000"/>
+          <w:sz w:val="24"/>
         </w:rPr>
         <w:t>Світильний</w:t>
       </w:r>
@@ -22624,6 +22651,7 @@
           <w:b/>
           <w:i/>
           <w:color w:val="FF0000"/>
+          <w:sz w:val="24"/>
         </w:rPr>
         <w:t>Мале славослов</w:t>
       </w:r>
@@ -22633,6 +22661,7 @@
           <w:b/>
           <w:i/>
           <w:color w:val="FF0000"/>
+          <w:sz w:val="24"/>
         </w:rPr>
         <w:t>'я</w:t>
       </w:r>
@@ -23222,6 +23251,7 @@
           <w:b/>
           <w:i/>
           <w:color w:val="FF0000"/>
+          <w:sz w:val="24"/>
         </w:rPr>
         <w:t>Прохальна єктенія</w:t>
       </w:r>
@@ -24766,6 +24796,7 @@
           <w:b/>
           <w:i/>
           <w:color w:val="FF0000"/>
+          <w:sz w:val="24"/>
         </w:rPr>
         <w:t>Тропарі</w:t>
       </w:r>
@@ -24881,6 +24912,7 @@
           <w:b/>
           <w:i/>
           <w:color w:val="FF0000"/>
+          <w:sz w:val="24"/>
         </w:rPr>
         <w:t>Єктенія усильно</w:t>
       </w:r>
@@ -24890,6 +24922,7 @@
           <w:b/>
           <w:i/>
           <w:color w:val="FF0000"/>
+          <w:sz w:val="24"/>
         </w:rPr>
         <w:t>го благання</w:t>
       </w:r>

--- a/docx_resources/Вечірня-Утреня/В,У - Мінея/09-Вересень/09-__-Йоакима_Анни.docx
+++ b/docx_resources/Вечірня-Утреня/В,У - Мінея/09-Вересень/09-__-Йоакима_Анни.docx
@@ -59,7 +59,7 @@
       </w:r>
       <w:r>
         <w:rPr>
-          <w:rFonts w:ascii="Times New Roman" w:eastAsia="Quattrocento Sans" w:hAnsi="Times New Roman" w:cs="Segoe UI Symbol"/>
+          <w:rFonts w:ascii="Segoe UI Symbol" w:eastAsia="Quattrocento Sans" w:hAnsi="Segoe UI Symbol" w:cs="Segoe UI Symbol"/>
           <w:color w:val="000000"/>
           <w:sz w:val="24"/>
           <w:szCs w:val="24"/>
@@ -101,7 +101,6 @@
         <w:rPr>
           <w:rFonts w:ascii="Times New Roman" w:hAnsi="Times New Roman" w:cs="Times New Roman"/>
           <w:b/>
-          <w:sz w:val="24"/>
         </w:rPr>
         <w:t>ВЕЧІРНЯ</w:t>
       </w:r>
@@ -1772,7 +1771,6 @@
           <w:b/>
           <w:i/>
           <w:color w:val="FF0000"/>
-          <w:sz w:val="24"/>
         </w:rPr>
         <w:t>Вечірні молитви</w:t>
       </w:r>
@@ -6537,7 +6535,6 @@
           <w:b/>
           <w:i/>
           <w:color w:val="FF0000"/>
-          <w:sz w:val="24"/>
         </w:rPr>
         <w:t>Стихири</w:t>
       </w:r>
@@ -8311,7 +8308,6 @@
           <w:b/>
           <w:i/>
           <w:color w:val="FF0000"/>
-          <w:sz w:val="24"/>
         </w:rPr>
         <w:t xml:space="preserve">Прокімен. </w:t>
       </w:r>
@@ -8320,7 +8316,6 @@
           <w:rFonts w:ascii="Times New Roman" w:eastAsia="Times New Roman" w:hAnsi="Times New Roman" w:cs="Times New Roman"/>
           <w:i/>
           <w:color w:val="FF0000"/>
-          <w:sz w:val="24"/>
         </w:rPr>
         <w:t>Псалом 58 (г. 7):</w:t>
       </w:r>
@@ -8415,7 +8410,6 @@
           <w:b/>
           <w:i/>
           <w:color w:val="FF0000"/>
-          <w:sz w:val="24"/>
         </w:rPr>
         <w:t>Сподоби, Господи</w:t>
       </w:r>
@@ -9223,7 +9217,6 @@
           <w:b/>
           <w:i/>
           <w:color w:val="FF0000"/>
-          <w:sz w:val="24"/>
         </w:rPr>
         <w:t>Прохальна єктенія</w:t>
       </w:r>
@@ -10502,7 +10495,6 @@
           <w:b/>
           <w:i/>
           <w:color w:val="FF0000"/>
-          <w:sz w:val="24"/>
         </w:rPr>
         <w:t>Пісня Симеона</w:t>
       </w:r>
@@ -11055,7 +11047,6 @@
           <w:b/>
           <w:i/>
           <w:color w:val="FF0000"/>
-          <w:sz w:val="24"/>
         </w:rPr>
         <w:t>Тропарі</w:t>
       </w:r>
@@ -11179,7 +11170,6 @@
           <w:b/>
           <w:i/>
           <w:color w:val="FF0000"/>
-          <w:sz w:val="24"/>
         </w:rPr>
         <w:t>Єктенія усильного благання</w:t>
       </w:r>
@@ -12101,7 +12091,6 @@
           <w:b/>
           <w:i/>
           <w:color w:val="FF0000"/>
-          <w:sz w:val="24"/>
         </w:rPr>
         <w:lastRenderedPageBreak/>
         <w:t>Після Вечірні</w:t>
@@ -12179,7 +12168,6 @@
       <w:r>
         <w:rPr>
           <w:rFonts w:ascii="Times New Roman" w:hAnsi="Times New Roman"/>
-          <w:sz w:val="24"/>
         </w:rPr>
         <w:br w:type="page"/>
       </w:r>
@@ -12198,7 +12186,6 @@
         <w:rPr>
           <w:rFonts w:ascii="Times New Roman" w:hAnsi="Times New Roman" w:cs="Times New Roman"/>
           <w:b/>
-          <w:sz w:val="24"/>
         </w:rPr>
         <w:lastRenderedPageBreak/>
         <w:t>УТРЕНЯ</w:t>
@@ -14772,7 +14759,6 @@
           <w:b/>
           <w:i/>
           <w:color w:val="FF0000"/>
-          <w:sz w:val="24"/>
         </w:rPr>
         <w:t>Утренні молитви</w:t>
       </w:r>
@@ -16485,7 +16471,6 @@
           <w:b/>
           <w:i/>
           <w:color w:val="FF0000"/>
-          <w:sz w:val="24"/>
         </w:rPr>
         <w:t>Бог Господь...</w:t>
       </w:r>
@@ -16494,7 +16479,6 @@
           <w:rFonts w:ascii="Times New Roman" w:eastAsia="Times New Roman" w:hAnsi="Times New Roman" w:cs="Times New Roman"/>
           <w:i/>
           <w:color w:val="FF0000"/>
-          <w:sz w:val="24"/>
         </w:rPr>
         <w:t xml:space="preserve"> (Пс. 117), глас 4</w:t>
       </w:r>
@@ -16728,7 +16712,6 @@
           <w:b/>
           <w:i/>
           <w:color w:val="FF0000"/>
-          <w:sz w:val="24"/>
         </w:rPr>
         <w:t>Тропарі</w:t>
       </w:r>
@@ -16939,7 +16922,6 @@
           <w:b/>
           <w:i/>
           <w:color w:val="FF0000"/>
-          <w:sz w:val="24"/>
         </w:rPr>
         <w:t>Мала єктенія</w:t>
       </w:r>
@@ -17278,7 +17260,6 @@
           <w:b/>
           <w:i/>
           <w:color w:val="FF0000"/>
-          <w:sz w:val="24"/>
         </w:rPr>
         <w:t>Перший сідальний</w:t>
       </w:r>
@@ -17411,7 +17392,6 @@
           <w:b/>
           <w:i/>
           <w:color w:val="FF0000"/>
-          <w:sz w:val="24"/>
         </w:rPr>
         <w:t>Мала єктенія</w:t>
       </w:r>
@@ -17760,7 +17740,6 @@
           <w:b/>
           <w:i/>
           <w:color w:val="FF0000"/>
-          <w:sz w:val="24"/>
         </w:rPr>
         <w:t>Другий сідальний</w:t>
       </w:r>
@@ -17881,7 +17860,6 @@
           <w:b/>
           <w:i/>
           <w:color w:val="FF0000"/>
-          <w:sz w:val="24"/>
         </w:rPr>
         <w:t>Псалом 50</w:t>
       </w:r>
@@ -18887,7 +18865,6 @@
           <w:rFonts w:ascii="Times New Roman" w:eastAsia="Times New Roman" w:hAnsi="Times New Roman" w:cs="Times New Roman"/>
           <w:i/>
           <w:color w:val="FF0000"/>
-          <w:sz w:val="24"/>
         </w:rPr>
         <w:t>Мала єктенія</w:t>
       </w:r>
@@ -20059,7 +20036,6 @@
           <w:rFonts w:ascii="Times New Roman" w:eastAsia="Times New Roman" w:hAnsi="Times New Roman" w:cs="Times New Roman"/>
           <w:i/>
           <w:color w:val="FF0000"/>
-          <w:sz w:val="24"/>
         </w:rPr>
         <w:t>Мала єктенія</w:t>
       </w:r>
@@ -21116,7 +21092,6 @@
           <w:b/>
           <w:i/>
           <w:color w:val="FF0000"/>
-          <w:sz w:val="24"/>
         </w:rPr>
         <w:t>Пісня Богородиці</w:t>
       </w:r>
@@ -21575,7 +21550,6 @@
           <w:b/>
           <w:i/>
           <w:color w:val="FF0000"/>
-          <w:sz w:val="24"/>
         </w:rPr>
         <w:t>Мала єктенія</w:t>
       </w:r>
@@ -21914,7 +21888,6 @@
           <w:b/>
           <w:i/>
           <w:color w:val="FF0000"/>
-          <w:sz w:val="24"/>
         </w:rPr>
         <w:t>Світильний</w:t>
       </w:r>
@@ -22651,7 +22624,6 @@
           <w:b/>
           <w:i/>
           <w:color w:val="FF0000"/>
-          <w:sz w:val="24"/>
         </w:rPr>
         <w:t>Мале славослов</w:t>
       </w:r>
@@ -22661,7 +22633,6 @@
           <w:b/>
           <w:i/>
           <w:color w:val="FF0000"/>
-          <w:sz w:val="24"/>
         </w:rPr>
         <w:t>'я</w:t>
       </w:r>
@@ -23251,7 +23222,6 @@
           <w:b/>
           <w:i/>
           <w:color w:val="FF0000"/>
-          <w:sz w:val="24"/>
         </w:rPr>
         <w:t>Прохальна єктенія</w:t>
       </w:r>
@@ -24796,7 +24766,6 @@
           <w:b/>
           <w:i/>
           <w:color w:val="FF0000"/>
-          <w:sz w:val="24"/>
         </w:rPr>
         <w:t>Тропарі</w:t>
       </w:r>
@@ -24912,7 +24881,6 @@
           <w:b/>
           <w:i/>
           <w:color w:val="FF0000"/>
-          <w:sz w:val="24"/>
         </w:rPr>
         <w:t>Єктенія усильно</w:t>
       </w:r>
@@ -24922,7 +24890,6 @@
           <w:b/>
           <w:i/>
           <w:color w:val="FF0000"/>
-          <w:sz w:val="24"/>
         </w:rPr>
         <w:t>го благання</w:t>
       </w:r>
